--- a/docs/changelogs/v1.0.45.docx
+++ b/docs/changelogs/v1.0.45.docx
@@ -7969,13 +7969,76 @@
         <w:t xml:space="preserve"> </w:t>
       </w:r>
       <w:r>
-        <w:t xml:space="preserve">round (2026-09-02, §11.4.209 substrate) reported 0 BLOCKING, 4 IMPORTANT,</w:t>
-      </w:r>
-      <w:r>
-        <w:t xml:space="preserve"> </w:t>
-      </w:r>
-      <w:r>
-        <w:t xml:space="preserve">1 MINOR, all documentation/hygiene, code layer clean; the PRIOR round</w:t>
+        <w:t xml:space="preserve">round (2026-09-02, §11.4.209 substrate) reported 0 BLOCKING, 5 IMPORTANT,</w:t>
+      </w:r>
+      <w:r>
+        <w:t xml:space="preserve"> </w:t>
+      </w:r>
+      <w:r>
+        <w:t xml:space="preserve">1 MINOR (six findings total — F1 through F6 in</w:t>
+      </w:r>
+      <w:r>
+        <w:t xml:space="preserve"> </w:t>
+      </w:r>
+      <w:r>
+        <w:rPr>
+          <w:rStyle w:val="VerbatimChar"/>
+        </w:rPr>
+        <w:t xml:space="preserve">CONTINUATION.md</w:t>
+      </w:r>
+      <w:r>
+        <w:t xml:space="preserve"> </w:t>
+      </w:r>
+      <w:r>
+        <w:t xml:space="preserve">§3.37b;</w:t>
+      </w:r>
+      <w:r>
+        <w:t xml:space="preserve"> </w:t>
+      </w:r>
+      <w:r>
+        <w:t xml:space="preserve">corrected 2026-09-29, this document previously undercounted "4 IMPORTANT"</w:t>
+      </w:r>
+      <w:r>
+        <w:t xml:space="preserve"> </w:t>
+      </w:r>
+      <w:r>
+        <w:t xml:space="preserve">here, one short of the correct, enumerated count that</w:t>
+      </w:r>
+      <w:r>
+        <w:t xml:space="preserve"> </w:t>
+      </w:r>
+      <w:r>
+        <w:rPr>
+          <w:rStyle w:val="VerbatimChar"/>
+        </w:rPr>
+        <w:t xml:space="preserve">CONTINUATION.md</w:t>
+      </w:r>
+      <w:r>
+        <w:t xml:space="preserve"> </w:t>
+      </w:r>
+      <w:r>
+        <w:t xml:space="preserve">and</w:t>
+      </w:r>
+      <w:r>
+        <w:t xml:space="preserve"> </w:t>
+      </w:r>
+      <w:r>
+        <w:rPr>
+          <w:rStyle w:val="VerbatimChar"/>
+        </w:rPr>
+        <w:t xml:space="preserve">CHANGELOG.md</w:t>
+      </w:r>
+      <w:r>
+        <w:t xml:space="preserve"> </w:t>
+      </w:r>
+      <w:r>
+        <w:t xml:space="preserve">both already carried correctly), all documentation/</w:t>
+      </w:r>
+      <w:r>
+        <w:t xml:space="preserve"> </w:t>
+      </w:r>
+      <w:r>
+        <w:t xml:space="preserve">hygiene, code layer clean; the PRIOR round</w:t>
       </w:r>
       <w:r>
         <w:t xml:space="preserve"> </w:t>
